--- a/FINAL-SUBMISSION-2026/Ram-Kotni-Senior-FullStack-Engineer.docx
+++ b/FINAL-SUBMISSION-2026/Ram-Kotni-Senior-FullStack-Engineer.docx
@@ -182,7 +182,17 @@
           <w:bCs/>
           <w:color w:val="000000" w:themeColor="text1"/>
         </w:rPr>
-        <w:t>mohankotni77@gmail.com |</w:t>
+        <w:t>ramkotni</w:t>
+      </w:r>
+      <w:r>
+        <w:rPr>
+          <w:rStyle w:val="normaltextrun"/>
+          <w:rFonts w:ascii="Arial Black" w:eastAsia="Arial Black" w:hAnsi="Arial Black" w:cs="Arial Black"/>
+          <w:b/>
+          <w:bCs/>
+          <w:color w:val="000000" w:themeColor="text1"/>
+        </w:rPr>
+        <w:t>@gmail.com |</w:t>
       </w:r>
       <w:r>
         <w:rPr>
@@ -1962,27 +1972,7 @@
           <w:sz w:val="20"/>
           <w:szCs w:val="20"/>
         </w:rPr>
-        <w:t xml:space="preserve">Investigated/mitigated file attachment limitations (e.g., unsupported types with </w:t>
-      </w:r>
-      <w:proofErr w:type="spellStart"/>
-      <w:r>
-        <w:rPr>
-          <w:rFonts w:ascii="Verdana" w:eastAsia="Verdana" w:hAnsi="Verdana" w:cs="Verdana"/>
-          <w:color w:val="000000" w:themeColor="text1"/>
-          <w:sz w:val="20"/>
-          <w:szCs w:val="20"/>
-        </w:rPr>
-        <w:t>Lastline</w:t>
-      </w:r>
-      <w:proofErr w:type="spellEnd"/>
-      <w:r>
-        <w:rPr>
-          <w:rFonts w:ascii="Verdana" w:eastAsia="Verdana" w:hAnsi="Verdana" w:cs="Verdana"/>
-          <w:color w:val="000000" w:themeColor="text1"/>
-          <w:sz w:val="20"/>
-          <w:szCs w:val="20"/>
-        </w:rPr>
-        <w:t xml:space="preserve"> API), improving file handling efficiency by 20%. </w:t>
+        <w:t xml:space="preserve">Investigated/mitigated file attachment limitations (e.g., unsupported types with Lastline API), improving file handling efficiency by 20%. </w:t>
       </w:r>
     </w:p>
     <w:p>
